--- a/CSA-CCM/CSW-CSA-CCM-Compliance-Report.docx
+++ b/CSA-CCM/CSW-CSA-CCM-Compliance-Report.docx
@@ -171,6 +171,62 @@
     </w:p>
     <w:bookmarkEnd w:id="11"/>
     <w:bookmarkStart w:id="12" w:name="executive-summary"/>
+    <w:p>
+      <w:pPr>
+        <w:pStyle w:val="Heading2"/>
+      </w:pPr>
+      <w:r>
+        <w:t>How to read the coverage words</w:t>
+      </w:r>
+    </w:p>
+    <w:p>
+      <w:pPr/>
+      <w:r>
+        <w:rPr>
+          <w:b/>
+        </w:rPr>
+        <w:t>Full Coverage</w:t>
+      </w:r>
+      <w:r>
+        <w:t xml:space="preserve"> on the older reports means Secure Workload can produce that row's artifact. It does not mean the control is met.</w:t>
+      </w:r>
+    </w:p>
+    <w:p>
+      <w:pPr/>
+      <w:r>
+        <w:rPr>
+          <w:b/>
+        </w:rPr>
+        <w:t>Partial Coverage</w:t>
+      </w:r>
+      <w:r>
+        <w:t xml:space="preserve"> means file that export next to another control.</w:t>
+      </w:r>
+    </w:p>
+    <w:p>
+      <w:pPr/>
+      <w:r>
+        <w:rPr>
+          <w:b/>
+        </w:rPr>
+        <w:t>Evidence Required</w:t>
+      </w:r>
+      <w:r>
+        <w:t xml:space="preserve"> means Secure Workload has no record. The customer files the contract, the analysis, or the HR or physical-security evidence.</w:t>
+      </w:r>
+    </w:p>
+    <w:p>
+      <w:pPr/>
+      <w:r>
+        <w:rPr>
+          <w:b/>
+        </w:rPr>
+        <w:t>Direct, Supporting, and Out of scope</w:t>
+      </w:r>
+      <w:r>
+        <w:t xml:space="preserve"> on the newer reports are the same idea in different words. Direct is still evidence, not a pass.</w:t>
+      </w:r>
+    </w:p>
     <w:p>
       <w:pPr>
         <w:pStyle w:val="Heading2"/>

--- a/CSA-CCM/CSW-CSA-CCM-Compliance-Report.docx
+++ b/CSA-CCM/CSW-CSA-CCM-Compliance-Report.docx
@@ -10,7 +10,7 @@
         <w:t xml:space="preserve">Cisco Secure Workload - CSA CCM Compliance Report</w:t>
       </w:r>
     </w:p>
-    <w:bookmarkStart w:id="22" w:name="X5f2e6c8b1ca367d9f59868e0743cac7ceeb05df"/>
+    <w:bookmarkStart w:id="23" w:name="X5f2e6c8b1ca367d9f59868e0743cac7ceeb05df"/>
     <w:p>
       <w:pPr>
         <w:pStyle w:val="Heading1"/>
@@ -170,63 +170,103 @@
       </w:r>
     </w:p>
     <w:bookmarkEnd w:id="11"/>
-    <w:bookmarkStart w:id="12" w:name="executive-summary"/>
+    <w:bookmarkStart w:id="12" w:name="how-to-read-the-coverage-column"/>
     <w:p>
       <w:pPr>
         <w:pStyle w:val="Heading2"/>
       </w:pPr>
       <w:r>
-        <w:t>How to read the coverage words</w:t>
-      </w:r>
-    </w:p>
-    <w:p>
-      <w:pPr/>
+        <w:t xml:space="preserve">How to read the Coverage column</w:t>
+      </w:r>
+    </w:p>
+    <w:p>
+      <w:pPr>
+        <w:pStyle w:val="FirstParagraph"/>
+      </w:pPr>
+      <w:r>
+        <w:t xml:space="preserve">Every report in this set uses the same three coverage words. Coverage describes</w:t>
+      </w:r>
+      <w:r>
+        <w:t xml:space="preserve"> </w:t>
+      </w:r>
       <w:r>
         <w:rPr>
           <w:b/>
+          <w:bCs/>
         </w:rPr>
-        <w:t>Full Coverage</w:t>
-      </w:r>
-      <w:r>
-        <w:t xml:space="preserve"> on the older reports means Secure Workload can produce that row's artifact. It does not mean the control is met.</w:t>
-      </w:r>
-    </w:p>
-    <w:p>
-      <w:pPr/>
+        <w:t xml:space="preserve">what evidence CSW produces</w:t>
+      </w:r>
+      <w:r>
+        <w:t xml:space="preserve"> </w:t>
+      </w:r>
+      <w:r>
+        <w:t xml:space="preserve">for a topic — it never means the control is passed.</w:t>
+      </w:r>
+    </w:p>
+    <w:p>
+      <w:pPr>
+        <w:pStyle w:val="BodyText"/>
+      </w:pPr>
       <w:r>
         <w:rPr>
           <w:b/>
+          <w:bCs/>
         </w:rPr>
-        <w:t>Partial Coverage</w:t>
-      </w:r>
-      <w:r>
-        <w:t xml:space="preserve"> means file that export next to another control.</w:t>
-      </w:r>
-    </w:p>
-    <w:p>
-      <w:pPr/>
+        <w:t xml:space="preserve">Direct</w:t>
+      </w:r>
+      <w:r>
+        <w:t xml:space="preserve"> </w:t>
+      </w:r>
+      <w:r>
+        <w:t xml:space="preserve">— Secure Workload produces the primary evidence artifact for that topic (segmentation, policy, flow/process telemetry, inventory, vulnerability + reachability, forensic reconstruction). Direct is still evidence, not an attestation.</w:t>
+      </w:r>
+    </w:p>
+    <w:p>
+      <w:pPr>
+        <w:pStyle w:val="BodyText"/>
+      </w:pPr>
       <w:r>
         <w:rPr>
           <w:b/>
+          <w:bCs/>
         </w:rPr>
-        <w:t>Evidence Required</w:t>
-      </w:r>
-      <w:r>
-        <w:t xml:space="preserve"> means Secure Workload has no record. The customer files the contract, the analysis, or the HR or physical-security evidence.</w:t>
-      </w:r>
-    </w:p>
-    <w:p>
-      <w:pPr/>
+        <w:t xml:space="preserve">Supporting</w:t>
+      </w:r>
+      <w:r>
+        <w:t xml:space="preserve"> </w:t>
+      </w:r>
+      <w:r>
+        <w:t xml:space="preserve">— Secure Workload contributes an input that feeds or complements another control, tool, or process (e.g. detection input only, reconciled against an external register, one log source among several).</w:t>
+      </w:r>
+    </w:p>
+    <w:p>
+      <w:pPr>
+        <w:pStyle w:val="BodyText"/>
+      </w:pPr>
       <w:r>
         <w:rPr>
           <w:b/>
+          <w:bCs/>
         </w:rPr>
-        <w:t>Direct, Supporting, and Out of scope</w:t>
-      </w:r>
-      <w:r>
-        <w:t xml:space="preserve"> on the newer reports are the same idea in different words. Direct is still evidence, not a pass.</w:t>
-      </w:r>
-    </w:p>
+        <w:t xml:space="preserve">Evidence Required</w:t>
+      </w:r>
+      <w:r>
+        <w:t xml:space="preserve"> </w:t>
+      </w:r>
+      <w:r>
+        <w:t xml:space="preserve">— Secure Workload has no record for this topic. The customer supplies the contract, the analysis, or the HR / physical-security evidence from another control.</w:t>
+      </w:r>
+    </w:p>
+    <w:p>
+      <w:pPr>
+        <w:pStyle w:val="BlockText"/>
+      </w:pPr>
+      <w:r>
+        <w:t xml:space="preserve">The Coverage ratings in the topic map below are machine-derived from each row’s wording and are flagged for SE review before customer use.</w:t>
+      </w:r>
+    </w:p>
+    <w:bookmarkEnd w:id="12"/>
+    <w:bookmarkStart w:id="13" w:name="executive-summary"/>
     <w:p>
       <w:pPr>
         <w:pStyle w:val="Heading2"/>
@@ -287,8 +327,8 @@
         <w:t xml:space="preserve">a control attestation.</w:t>
       </w:r>
     </w:p>
-    <w:bookmarkEnd w:id="12"/>
-    <w:bookmarkStart w:id="13" w:name="suggested-csw-scope-pattern"/>
+    <w:bookmarkEnd w:id="13"/>
+    <w:bookmarkStart w:id="14" w:name="suggested-csw-scope-pattern"/>
     <w:p>
       <w:pPr>
         <w:pStyle w:val="Heading2"/>
@@ -352,8 +392,8 @@
         <w:t xml:space="preserve">This scope pattern should be validated with the customer’s architecture, application owners, compliance team, and assessor before it is used for formal evidence.</w:t>
       </w:r>
     </w:p>
-    <w:bookmarkEnd w:id="13"/>
-    <w:bookmarkStart w:id="14" w:name="in-scope-for-csw-evidence"/>
+    <w:bookmarkEnd w:id="14"/>
+    <w:bookmarkStart w:id="15" w:name="in-scope-for-csw-evidence"/>
     <w:p>
       <w:pPr>
         <w:pStyle w:val="Heading2"/>
@@ -422,8 +462,8 @@
         <w:t xml:space="preserve">SEF - Security Incident Management, E-Discovery, and Cloud Forensics (forensic input)</w:t>
       </w:r>
     </w:p>
-    <w:bookmarkEnd w:id="14"/>
-    <w:bookmarkStart w:id="15" w:name="Xaed999129ed4b1f11f99b5af2968248bad86dd6"/>
+    <w:bookmarkEnd w:id="15"/>
+    <w:bookmarkStart w:id="16" w:name="Xaed999129ed4b1f11f99b5af2968248bad86dd6"/>
     <w:p>
       <w:pPr>
         <w:pStyle w:val="Heading2"/>
@@ -528,8 +568,8 @@
         <w:t xml:space="preserve">STA - Supply Chain Management beyond CSW egress visibility</w:t>
       </w:r>
     </w:p>
-    <w:bookmarkEnd w:id="15"/>
-    <w:bookmarkStart w:id="16" w:name="framework-topic-csw-capability-map"/>
+    <w:bookmarkEnd w:id="16"/>
+    <w:bookmarkStart w:id="17" w:name="framework-topic-csw-capability-map"/>
     <w:p>
       <w:pPr>
         <w:pStyle w:val="Heading2"/>
@@ -544,250 +584,14 @@
         <w:tblW w:type="pct" w:w="5000"/>
         <w:tblLayout w:type="fixed"/>
         <w:tblLook w:firstRow="1" w:lastRow="0" w:firstColumn="0" w:lastColumn="0" w:noHBand="0" w:noVBand="0" w:val="0020"/>
-      </w:tblPr>
-      <w:tblGrid>
-        <w:gridCol w:w="2640"/>
-        <w:gridCol w:w="2640"/>
-        <w:gridCol w:w="2640"/>
-      </w:tblGrid>
-      <w:tr>
-        <w:trPr>
-          <w:tblHeader w:val="on"/>
-        </w:trPr>
-        <w:tc>
-          <w:tcPr/>
-          <w:p>
-            <w:pPr>
-              <w:pStyle w:val="Compact"/>
-            </w:pPr>
-            <w:r>
-              <w:t xml:space="preserve">Framework topic</w:t>
-            </w:r>
-          </w:p>
-        </w:tc>
-        <w:tc>
-          <w:tcPr/>
-          <w:p>
-            <w:pPr>
-              <w:pStyle w:val="Compact"/>
-            </w:pPr>
-            <w:r>
-              <w:t xml:space="preserve">CSW capability</w:t>
-            </w:r>
-          </w:p>
-        </w:tc>
-        <w:tc>
-          <w:tcPr/>
-          <w:p>
-            <w:pPr>
-              <w:pStyle w:val="Compact"/>
-            </w:pPr>
-            <w:r>
-              <w:t xml:space="preserve">Evidence artifact</w:t>
-            </w:r>
-          </w:p>
-        </w:tc>
-      </w:tr>
-      <w:tr>
-        <w:tc>
-          <w:tcPr/>
-          <w:p>
-            <w:pPr>
-              <w:pStyle w:val="Compact"/>
-            </w:pPr>
-            <w:r>
-              <w:t xml:space="preserve">IVS - Infrastructure and Virtualization Security</w:t>
-            </w:r>
-          </w:p>
-        </w:tc>
-        <w:tc>
-          <w:tcPr/>
-          <w:p>
-            <w:pPr>
-              <w:pStyle w:val="Compact"/>
-            </w:pPr>
-            <w:r>
-              <w:t xml:space="preserve">Policy workspace + tenant-boundary deny enforcement</w:t>
-            </w:r>
-          </w:p>
-        </w:tc>
-        <w:tc>
-          <w:tcPr/>
-          <w:p>
-            <w:pPr>
-              <w:pStyle w:val="Compact"/>
-            </w:pPr>
-            <w:r>
-              <w:t xml:space="preserve">Workspace snapshot + cross-tenant violation log</w:t>
-            </w:r>
-          </w:p>
-        </w:tc>
-      </w:tr>
-      <w:tr>
-        <w:tc>
-          <w:tcPr/>
-          <w:p>
-            <w:pPr>
-              <w:pStyle w:val="Compact"/>
-            </w:pPr>
-            <w:r>
-              <w:t xml:space="preserve">DSP - Data Security (segmentation)</w:t>
-            </w:r>
-          </w:p>
-        </w:tc>
-        <w:tc>
-          <w:tcPr/>
-          <w:p>
-            <w:pPr>
-              <w:pStyle w:val="Compact"/>
-            </w:pPr>
-            <w:r>
-              <w:t xml:space="preserve">Workload-to-workload allowlist between data-protection scopes</w:t>
-            </w:r>
-          </w:p>
-        </w:tc>
-        <w:tc>
-          <w:tcPr/>
-          <w:p>
-            <w:pPr>
-              <w:pStyle w:val="Compact"/>
-            </w:pPr>
-            <w:r>
-              <w:t xml:space="preserve">Workspace snapshot + observed-vs-approved flow comparison</w:t>
-            </w:r>
-          </w:p>
-        </w:tc>
-      </w:tr>
-      <w:tr>
-        <w:tc>
-          <w:tcPr/>
-          <w:p>
-            <w:pPr>
-              <w:pStyle w:val="Compact"/>
-            </w:pPr>
-            <w:r>
-              <w:t xml:space="preserve">TVM - Threat and Vulnerability Management</w:t>
-            </w:r>
-          </w:p>
-        </w:tc>
-        <w:tc>
-          <w:tcPr/>
-          <w:p>
-            <w:pPr>
-              <w:pStyle w:val="Compact"/>
-            </w:pPr>
-            <w:r>
-              <w:t xml:space="preserve">Reachability-weighted CVE on cloud workloads</w:t>
-            </w:r>
-          </w:p>
-        </w:tc>
-        <w:tc>
-          <w:tcPr/>
-          <w:p>
-            <w:pPr>
-              <w:pStyle w:val="Compact"/>
-            </w:pPr>
-            <w:r>
-              <w:t xml:space="preserve">Prioritised remediation list with compensating-control register</w:t>
-            </w:r>
-          </w:p>
-        </w:tc>
-      </w:tr>
-      <w:tr>
-        <w:tc>
-          <w:tcPr/>
-          <w:p>
-            <w:pPr>
-              <w:pStyle w:val="Compact"/>
-            </w:pPr>
-            <w:r>
-              <w:t xml:space="preserve">LOG - Logging and Monitoring</w:t>
-            </w:r>
-          </w:p>
-        </w:tc>
-        <w:tc>
-          <w:tcPr/>
-          <w:p>
-            <w:pPr>
-              <w:pStyle w:val="Compact"/>
-            </w:pPr>
-            <w:r>
-              <w:t xml:space="preserve">Continuous flow + process telemetry; alerts</w:t>
-            </w:r>
-          </w:p>
-        </w:tc>
-        <w:tc>
-          <w:tcPr/>
-          <w:p>
-            <w:pPr>
-              <w:pStyle w:val="Compact"/>
-            </w:pPr>
-            <w:r>
-              <w:t xml:space="preserve">Alert and anomaly log scoped to CSA-CCM</w:t>
-            </w:r>
-          </w:p>
-        </w:tc>
-      </w:tr>
-      <w:tr>
-        <w:tc>
-          <w:tcPr/>
-          <w:p>
-            <w:pPr>
-              <w:pStyle w:val="Compact"/>
-            </w:pPr>
-            <w:r>
-              <w:t xml:space="preserve">SEF - Incident Management / Forensics</w:t>
-            </w:r>
-          </w:p>
-        </w:tc>
-        <w:tc>
-          <w:tcPr/>
-          <w:p>
-            <w:pPr>
-              <w:pStyle w:val="Compact"/>
-            </w:pPr>
-            <w:r>
-              <w:t xml:space="preserve">Forensic flow + process search</w:t>
-            </w:r>
-          </w:p>
-        </w:tc>
-        <w:tc>
-          <w:tcPr/>
-          <w:p>
-            <w:pPr>
-              <w:pStyle w:val="Compact"/>
-            </w:pPr>
-            <w:r>
-              <w:t xml:space="preserve">Investigation pack with timeline and tenant-impact scoping</w:t>
-            </w:r>
-          </w:p>
-        </w:tc>
-      </w:tr>
-    </w:tbl>
-    <w:bookmarkEnd w:id="16"/>
-    <w:bookmarkStart w:id="17" w:name="evidence-collection-approach"/>
-    <w:p>
-      <w:pPr>
-        <w:pStyle w:val="Heading2"/>
-      </w:pPr>
-      <w:r>
-        <w:t xml:space="preserve">Evidence Collection Approach</w:t>
-      </w:r>
-    </w:p>
-    <w:p>
-      <w:pPr>
-        <w:pStyle w:val="FirstParagraph"/>
-      </w:pPr>
-      <w:r>
-        <w:t xml:space="preserve">The table below describes per-topic evidence collection - what to collect, the CSW source area, and a suggested cadence. The cadence should be tuned to the customer’s audit cycle, regulatory cadence, and risk appetite.</w:t>
-      </w:r>
-    </w:p>
-    <w:tbl>
-      <w:tblPr>
-        <w:tblStyle w:val="Table"/>
-        <w:tblW w:type="pct" w:w="5000"/>
-        <w:tblLayout w:type="fixed"/>
-        <w:tblLook w:firstRow="1" w:lastRow="0" w:firstColumn="0" w:lastColumn="0" w:noHBand="0" w:noVBand="0" w:val="0020"/>
+        <w:tblBorders>
+          <w:top w:val="single" w:sz="4" w:space="0" w:color="BFBFBF"/>
+          <w:left w:val="single" w:sz="4" w:space="0" w:color="BFBFBF"/>
+          <w:bottom w:val="single" w:sz="4" w:space="0" w:color="BFBFBF"/>
+          <w:right w:val="single" w:sz="4" w:space="0" w:color="BFBFBF"/>
+          <w:insideH w:val="single" w:sz="4" w:space="0" w:color="BFBFBF"/>
+          <w:insideV w:val="single" w:sz="4" w:space="0" w:color="BFBFBF"/>
+        </w:tblBorders>
       </w:tblPr>
       <w:tblGrid>
         <w:gridCol w:w="1980"/>
@@ -800,46 +604,70 @@
           <w:tblHeader w:val="on"/>
         </w:trPr>
         <w:tc>
-          <w:tcPr/>
-          <w:p>
-            <w:pPr>
-              <w:pStyle w:val="Compact"/>
-            </w:pPr>
-            <w:r>
-              <w:t xml:space="preserve">Topic</w:t>
-            </w:r>
-          </w:p>
-        </w:tc>
-        <w:tc>
-          <w:tcPr/>
-          <w:p>
-            <w:pPr>
-              <w:pStyle w:val="Compact"/>
-            </w:pPr>
-            <w:r>
-              <w:t xml:space="preserve">What to collect</w:t>
-            </w:r>
-          </w:p>
-        </w:tc>
-        <w:tc>
-          <w:tcPr/>
-          <w:p>
-            <w:pPr>
-              <w:pStyle w:val="Compact"/>
-            </w:pPr>
-            <w:r>
-              <w:t xml:space="preserve">CSW source</w:t>
-            </w:r>
-          </w:p>
-        </w:tc>
-        <w:tc>
-          <w:tcPr/>
-          <w:p>
-            <w:pPr>
-              <w:pStyle w:val="Compact"/>
-            </w:pPr>
-            <w:r>
-              <w:t xml:space="preserve">Suggested cadence</w:t>
+          <w:tcPr>
+            <w:shd w:val="clear" w:color="auto" w:fill="003366"/>
+          </w:tcPr>
+          <w:p>
+            <w:pPr>
+              <w:pStyle w:val="Compact"/>
+            </w:pPr>
+            <w:r>
+              <w:rPr>
+                <w:b/>
+                <w:color w:val="FFFFFF"/>
+              </w:rPr>
+              <w:t xml:space="preserve">Framework topic</w:t>
+            </w:r>
+          </w:p>
+        </w:tc>
+        <w:tc>
+          <w:tcPr>
+            <w:shd w:val="clear" w:color="auto" w:fill="003366"/>
+          </w:tcPr>
+          <w:p>
+            <w:pPr>
+              <w:pStyle w:val="Compact"/>
+            </w:pPr>
+            <w:r>
+              <w:rPr>
+                <w:b/>
+                <w:color w:val="FFFFFF"/>
+              </w:rPr>
+              <w:t xml:space="preserve">Coverage</w:t>
+            </w:r>
+          </w:p>
+        </w:tc>
+        <w:tc>
+          <w:tcPr>
+            <w:shd w:val="clear" w:color="auto" w:fill="003366"/>
+          </w:tcPr>
+          <w:p>
+            <w:pPr>
+              <w:pStyle w:val="Compact"/>
+            </w:pPr>
+            <w:r>
+              <w:rPr>
+                <w:b/>
+                <w:color w:val="FFFFFF"/>
+              </w:rPr>
+              <w:t xml:space="preserve">CSW capability</w:t>
+            </w:r>
+          </w:p>
+        </w:tc>
+        <w:tc>
+          <w:tcPr>
+            <w:shd w:val="clear" w:color="auto" w:fill="003366"/>
+          </w:tcPr>
+          <w:p>
+            <w:pPr>
+              <w:pStyle w:val="Compact"/>
+            </w:pPr>
+            <w:r>
+              <w:rPr>
+                <w:b/>
+                <w:color w:val="FFFFFF"/>
+              </w:rPr>
+              <w:t xml:space="preserve">Evidence artifact</w:t>
             </w:r>
           </w:p>
         </w:tc>
@@ -852,7 +680,24 @@
               <w:pStyle w:val="Compact"/>
             </w:pPr>
             <w:r>
-              <w:t xml:space="preserve">Cloud workload inventory across tenants</w:t>
+              <w:t xml:space="preserve">IVS - Infrastructure and Virtualization Security</w:t>
+            </w:r>
+          </w:p>
+        </w:tc>
+        <w:tc>
+          <w:tcPr>
+            <w:shd w:val="clear" w:color="auto" w:fill="107C41"/>
+          </w:tcPr>
+          <w:p>
+            <w:pPr>
+              <w:pStyle w:val="Compact"/>
+            </w:pPr>
+            <w:r>
+              <w:rPr>
+                <w:b/>
+                <w:color w:val="FFFFFF"/>
+              </w:rPr>
+              <w:t>Direct</w:t>
             </w:r>
           </w:p>
         </w:tc>
@@ -863,7 +708,7 @@
               <w:pStyle w:val="Compact"/>
             </w:pPr>
             <w:r>
-              <w:t xml:space="preserve">Workloads grouped by tenant / service offering</w:t>
+              <w:t xml:space="preserve">Policy workspace + tenant-boundary deny enforcement</w:t>
             </w:r>
           </w:p>
         </w:tc>
@@ -874,64 +719,65 @@
               <w:pStyle w:val="Compact"/>
             </w:pPr>
             <w:r>
-              <w:t xml:space="preserve">Inventory + scope membership export filtered by tenant and service_offering</w:t>
-            </w:r>
-          </w:p>
-        </w:tc>
-        <w:tc>
-          <w:tcPr/>
-          <w:p>
-            <w:pPr>
-              <w:pStyle w:val="Compact"/>
-            </w:pPr>
-            <w:r>
-              <w:t xml:space="preserve">Monthly</w:t>
+              <w:t xml:space="preserve">Workspace snapshot + cross-tenant violation log</w:t>
             </w:r>
           </w:p>
         </w:tc>
       </w:tr>
       <w:tr>
         <w:tc>
-          <w:tcPr/>
-          <w:p>
-            <w:pPr>
-              <w:pStyle w:val="Compact"/>
-            </w:pPr>
-            <w:r>
-              <w:t xml:space="preserve">Tenant separation evidence</w:t>
-            </w:r>
-          </w:p>
-        </w:tc>
-        <w:tc>
-          <w:tcPr/>
-          <w:p>
-            <w:pPr>
-              <w:pStyle w:val="Compact"/>
-            </w:pPr>
-            <w:r>
-              <w:t xml:space="preserve">Cross-tenant deny enforcement and violation log</w:t>
-            </w:r>
-          </w:p>
-        </w:tc>
-        <w:tc>
-          <w:tcPr/>
-          <w:p>
-            <w:pPr>
-              <w:pStyle w:val="Compact"/>
-            </w:pPr>
-            <w:r>
-              <w:t xml:space="preserve">Policy workspace export + policy analysis output</w:t>
-            </w:r>
-          </w:p>
-        </w:tc>
-        <w:tc>
-          <w:tcPr/>
-          <w:p>
-            <w:pPr>
-              <w:pStyle w:val="Compact"/>
-            </w:pPr>
-            <w:r>
-              <w:t xml:space="preserve">Continuous; reviewed quarterly</w:t>
+          <w:tcPr>
+            <w:shd w:val="clear" w:color="auto" w:fill="F2F2F2"/>
+          </w:tcPr>
+          <w:p>
+            <w:pPr>
+              <w:pStyle w:val="Compact"/>
+            </w:pPr>
+            <w:r>
+              <w:t xml:space="preserve">DSP - Data Security (segmentation)</w:t>
+            </w:r>
+          </w:p>
+        </w:tc>
+        <w:tc>
+          <w:tcPr>
+            <w:shd w:val="clear" w:color="auto" w:fill="107C41"/>
+          </w:tcPr>
+          <w:p>
+            <w:pPr>
+              <w:pStyle w:val="Compact"/>
+            </w:pPr>
+            <w:r>
+              <w:rPr>
+                <w:b/>
+                <w:color w:val="FFFFFF"/>
+              </w:rPr>
+              <w:t>Direct</w:t>
+            </w:r>
+          </w:p>
+        </w:tc>
+        <w:tc>
+          <w:tcPr>
+            <w:shd w:val="clear" w:color="auto" w:fill="F2F2F2"/>
+          </w:tcPr>
+          <w:p>
+            <w:pPr>
+              <w:pStyle w:val="Compact"/>
+            </w:pPr>
+            <w:r>
+              <w:t xml:space="preserve">Workload-to-workload allowlist between data-protection scopes</w:t>
+            </w:r>
+          </w:p>
+        </w:tc>
+        <w:tc>
+          <w:tcPr>
+            <w:shd w:val="clear" w:color="auto" w:fill="F2F2F2"/>
+          </w:tcPr>
+          <w:p>
+            <w:pPr>
+              <w:pStyle w:val="Compact"/>
+            </w:pPr>
+            <w:r>
+              <w:t xml:space="preserve">Workspace snapshot + observed-vs-approved flow comparison</w:t>
             </w:r>
           </w:p>
         </w:tc>
@@ -944,7 +790,24 @@
               <w:pStyle w:val="Compact"/>
             </w:pPr>
             <w:r>
-              <w:t xml:space="preserve">Vulnerability + reachability</w:t>
+              <w:t xml:space="preserve">TVM - Threat and Vulnerability Management</w:t>
+            </w:r>
+          </w:p>
+        </w:tc>
+        <w:tc>
+          <w:tcPr>
+            <w:shd w:val="clear" w:color="auto" w:fill="107C41"/>
+          </w:tcPr>
+          <w:p>
+            <w:pPr>
+              <w:pStyle w:val="Compact"/>
+            </w:pPr>
+            <w:r>
+              <w:rPr>
+                <w:b/>
+                <w:color w:val="FFFFFF"/>
+              </w:rPr>
+              <w:t>Direct</w:t>
             </w:r>
           </w:p>
         </w:tc>
@@ -955,7 +818,7 @@
               <w:pStyle w:val="Compact"/>
             </w:pPr>
             <w:r>
-              <w:t xml:space="preserve">CVE list weighted by reach into tenant data scopes</w:t>
+              <w:t xml:space="preserve">Reachability-weighted CVE on cloud workloads</w:t>
             </w:r>
           </w:p>
         </w:tc>
@@ -966,36 +829,46 @@
               <w:pStyle w:val="Compact"/>
             </w:pPr>
             <w:r>
-              <w:t xml:space="preserve">Vulnerability report scoped to CSA-CCM</w:t>
-            </w:r>
-          </w:p>
-        </w:tc>
-        <w:tc>
-          <w:tcPr/>
-          <w:p>
-            <w:pPr>
-              <w:pStyle w:val="Compact"/>
-            </w:pPr>
-            <w:r>
-              <w:t xml:space="preserve">Monthly</w:t>
+              <w:t xml:space="preserve">Prioritised remediation list with compensating-control register</w:t>
             </w:r>
           </w:p>
         </w:tc>
       </w:tr>
       <w:tr>
         <w:tc>
-          <w:tcPr/>
-          <w:p>
-            <w:pPr>
-              <w:pStyle w:val="Compact"/>
-            </w:pPr>
-            <w:r>
-              <w:t xml:space="preserve">Monitoring evidence</w:t>
-            </w:r>
-          </w:p>
-        </w:tc>
-        <w:tc>
-          <w:tcPr/>
+          <w:tcPr>
+            <w:shd w:val="clear" w:color="auto" w:fill="F2F2F2"/>
+          </w:tcPr>
+          <w:p>
+            <w:pPr>
+              <w:pStyle w:val="Compact"/>
+            </w:pPr>
+            <w:r>
+              <w:t xml:space="preserve">LOG - Logging and Monitoring</w:t>
+            </w:r>
+          </w:p>
+        </w:tc>
+        <w:tc>
+          <w:tcPr>
+            <w:shd w:val="clear" w:color="auto" w:fill="107C41"/>
+          </w:tcPr>
+          <w:p>
+            <w:pPr>
+              <w:pStyle w:val="Compact"/>
+            </w:pPr>
+            <w:r>
+              <w:rPr>
+                <w:b/>
+                <w:color w:val="FFFFFF"/>
+              </w:rPr>
+              <w:t>Direct</w:t>
+            </w:r>
+          </w:p>
+        </w:tc>
+        <w:tc>
+          <w:tcPr>
+            <w:shd w:val="clear" w:color="auto" w:fill="F2F2F2"/>
+          </w:tcPr>
           <w:p>
             <w:pPr>
               <w:pStyle w:val="Compact"/>
@@ -1006,24 +879,15 @@
           </w:p>
         </w:tc>
         <w:tc>
-          <w:tcPr/>
-          <w:p>
-            <w:pPr>
-              <w:pStyle w:val="Compact"/>
-            </w:pPr>
-            <w:r>
-              <w:t xml:space="preserve">Alert and anomaly log export</w:t>
-            </w:r>
-          </w:p>
-        </w:tc>
-        <w:tc>
-          <w:tcPr/>
-          <w:p>
-            <w:pPr>
-              <w:pStyle w:val="Compact"/>
-            </w:pPr>
-            <w:r>
-              <w:t xml:space="preserve">Continuous</w:t>
+          <w:tcPr>
+            <w:shd w:val="clear" w:color="auto" w:fill="F2F2F2"/>
+          </w:tcPr>
+          <w:p>
+            <w:pPr>
+              <w:pStyle w:val="Compact"/>
+            </w:pPr>
+            <w:r>
+              <w:t xml:space="preserve">Alert and anomaly log scoped to CSA-CCM</w:t>
             </w:r>
           </w:p>
         </w:tc>
@@ -1036,7 +900,24 @@
               <w:pStyle w:val="Compact"/>
             </w:pPr>
             <w:r>
-              <w:t xml:space="preserve">Forensic sample</w:t>
+              <w:t xml:space="preserve">SEF - Incident Management / Forensics</w:t>
+            </w:r>
+          </w:p>
+        </w:tc>
+        <w:tc>
+          <w:tcPr>
+            <w:shd w:val="clear" w:color="auto" w:fill="107C41"/>
+          </w:tcPr>
+          <w:p>
+            <w:pPr>
+              <w:pStyle w:val="Compact"/>
+            </w:pPr>
+            <w:r>
+              <w:rPr>
+                <w:b/>
+                <w:color w:val="FFFFFF"/>
+              </w:rPr>
+              <w:t>Direct</w:t>
             </w:r>
           </w:p>
         </w:tc>
@@ -1047,7 +928,7 @@
               <w:pStyle w:val="Compact"/>
             </w:pPr>
             <w:r>
-              <w:t xml:space="preserve">Workload-level timeline for one representative incident</w:t>
+              <w:t xml:space="preserve">Forensic flow + process search</w:t>
             </w:r>
           </w:p>
         </w:tc>
@@ -1058,25 +939,373 @@
               <w:pStyle w:val="Compact"/>
             </w:pPr>
             <w:r>
-              <w:t xml:space="preserve">Flow + process search</w:t>
-            </w:r>
-          </w:p>
-        </w:tc>
-        <w:tc>
-          <w:tcPr/>
-          <w:p>
-            <w:pPr>
-              <w:pStyle w:val="Compact"/>
-            </w:pPr>
-            <w:r>
-              <w:t xml:space="preserve">Per incident</w:t>
+              <w:t xml:space="preserve">Investigation pack with timeline and tenant-impact scoping</w:t>
             </w:r>
           </w:p>
         </w:tc>
       </w:tr>
     </w:tbl>
     <w:bookmarkEnd w:id="17"/>
-    <w:bookmarkStart w:id="18" w:name="pov-workshop-approach"/>
+    <w:bookmarkStart w:id="18" w:name="evidence-collection-approach"/>
+    <w:p>
+      <w:pPr>
+        <w:pStyle w:val="Heading2"/>
+      </w:pPr>
+      <w:r>
+        <w:t xml:space="preserve">Evidence Collection Approach</w:t>
+      </w:r>
+    </w:p>
+    <w:p>
+      <w:pPr>
+        <w:pStyle w:val="FirstParagraph"/>
+      </w:pPr>
+      <w:r>
+        <w:t xml:space="preserve">The table below describes per-topic evidence collection - what to collect, the CSW source area, and a suggested cadence. The cadence should be tuned to the customer’s audit cycle, regulatory cadence, and risk appetite.</w:t>
+      </w:r>
+    </w:p>
+    <w:tbl>
+      <w:tblPr>
+        <w:tblStyle w:val="Table"/>
+        <w:tblW w:type="pct" w:w="5000"/>
+        <w:tblLayout w:type="fixed"/>
+        <w:tblLook w:firstRow="1" w:lastRow="0" w:firstColumn="0" w:lastColumn="0" w:noHBand="0" w:noVBand="0" w:val="0020"/>
+        <w:tblBorders>
+          <w:top w:val="single" w:sz="4" w:space="0" w:color="BFBFBF"/>
+          <w:left w:val="single" w:sz="4" w:space="0" w:color="BFBFBF"/>
+          <w:bottom w:val="single" w:sz="4" w:space="0" w:color="BFBFBF"/>
+          <w:right w:val="single" w:sz="4" w:space="0" w:color="BFBFBF"/>
+          <w:insideH w:val="single" w:sz="4" w:space="0" w:color="BFBFBF"/>
+          <w:insideV w:val="single" w:sz="4" w:space="0" w:color="BFBFBF"/>
+        </w:tblBorders>
+      </w:tblPr>
+      <w:tblGrid>
+        <w:gridCol w:w="1980"/>
+        <w:gridCol w:w="1980"/>
+        <w:gridCol w:w="1980"/>
+        <w:gridCol w:w="1980"/>
+      </w:tblGrid>
+      <w:tr>
+        <w:trPr>
+          <w:tblHeader w:val="on"/>
+        </w:trPr>
+        <w:tc>
+          <w:tcPr>
+            <w:shd w:val="clear" w:color="auto" w:fill="003366"/>
+          </w:tcPr>
+          <w:p>
+            <w:pPr>
+              <w:pStyle w:val="Compact"/>
+            </w:pPr>
+            <w:r>
+              <w:rPr>
+                <w:b/>
+                <w:color w:val="FFFFFF"/>
+              </w:rPr>
+              <w:t xml:space="preserve">Topic</w:t>
+            </w:r>
+          </w:p>
+        </w:tc>
+        <w:tc>
+          <w:tcPr>
+            <w:shd w:val="clear" w:color="auto" w:fill="003366"/>
+          </w:tcPr>
+          <w:p>
+            <w:pPr>
+              <w:pStyle w:val="Compact"/>
+            </w:pPr>
+            <w:r>
+              <w:rPr>
+                <w:b/>
+                <w:color w:val="FFFFFF"/>
+              </w:rPr>
+              <w:t xml:space="preserve">What to collect</w:t>
+            </w:r>
+          </w:p>
+        </w:tc>
+        <w:tc>
+          <w:tcPr>
+            <w:shd w:val="clear" w:color="auto" w:fill="003366"/>
+          </w:tcPr>
+          <w:p>
+            <w:pPr>
+              <w:pStyle w:val="Compact"/>
+            </w:pPr>
+            <w:r>
+              <w:rPr>
+                <w:b/>
+                <w:color w:val="FFFFFF"/>
+              </w:rPr>
+              <w:t xml:space="preserve">CSW source</w:t>
+            </w:r>
+          </w:p>
+        </w:tc>
+        <w:tc>
+          <w:tcPr>
+            <w:shd w:val="clear" w:color="auto" w:fill="003366"/>
+          </w:tcPr>
+          <w:p>
+            <w:pPr>
+              <w:pStyle w:val="Compact"/>
+            </w:pPr>
+            <w:r>
+              <w:rPr>
+                <w:b/>
+                <w:color w:val="FFFFFF"/>
+              </w:rPr>
+              <w:t xml:space="preserve">Suggested cadence</w:t>
+            </w:r>
+          </w:p>
+        </w:tc>
+      </w:tr>
+      <w:tr>
+        <w:tc>
+          <w:tcPr/>
+          <w:p>
+            <w:pPr>
+              <w:pStyle w:val="Compact"/>
+            </w:pPr>
+            <w:r>
+              <w:t xml:space="preserve">Cloud workload inventory across tenants</w:t>
+            </w:r>
+          </w:p>
+        </w:tc>
+        <w:tc>
+          <w:tcPr/>
+          <w:p>
+            <w:pPr>
+              <w:pStyle w:val="Compact"/>
+            </w:pPr>
+            <w:r>
+              <w:t xml:space="preserve">Workloads grouped by tenant / service offering</w:t>
+            </w:r>
+          </w:p>
+        </w:tc>
+        <w:tc>
+          <w:tcPr/>
+          <w:p>
+            <w:pPr>
+              <w:pStyle w:val="Compact"/>
+            </w:pPr>
+            <w:r>
+              <w:t xml:space="preserve">Inventory + scope membership export filtered by tenant and service_offering</w:t>
+            </w:r>
+          </w:p>
+        </w:tc>
+        <w:tc>
+          <w:tcPr/>
+          <w:p>
+            <w:pPr>
+              <w:pStyle w:val="Compact"/>
+            </w:pPr>
+            <w:r>
+              <w:t xml:space="preserve">Monthly</w:t>
+            </w:r>
+          </w:p>
+        </w:tc>
+      </w:tr>
+      <w:tr>
+        <w:tc>
+          <w:tcPr>
+            <w:shd w:val="clear" w:color="auto" w:fill="F2F2F2"/>
+          </w:tcPr>
+          <w:p>
+            <w:pPr>
+              <w:pStyle w:val="Compact"/>
+            </w:pPr>
+            <w:r>
+              <w:t xml:space="preserve">Tenant separation evidence</w:t>
+            </w:r>
+          </w:p>
+        </w:tc>
+        <w:tc>
+          <w:tcPr>
+            <w:shd w:val="clear" w:color="auto" w:fill="F2F2F2"/>
+          </w:tcPr>
+          <w:p>
+            <w:pPr>
+              <w:pStyle w:val="Compact"/>
+            </w:pPr>
+            <w:r>
+              <w:t xml:space="preserve">Cross-tenant deny enforcement and violation log</w:t>
+            </w:r>
+          </w:p>
+        </w:tc>
+        <w:tc>
+          <w:tcPr>
+            <w:shd w:val="clear" w:color="auto" w:fill="F2F2F2"/>
+          </w:tcPr>
+          <w:p>
+            <w:pPr>
+              <w:pStyle w:val="Compact"/>
+            </w:pPr>
+            <w:r>
+              <w:t xml:space="preserve">Policy workspace export + policy analysis output</w:t>
+            </w:r>
+          </w:p>
+        </w:tc>
+        <w:tc>
+          <w:tcPr>
+            <w:shd w:val="clear" w:color="auto" w:fill="F2F2F2"/>
+          </w:tcPr>
+          <w:p>
+            <w:pPr>
+              <w:pStyle w:val="Compact"/>
+            </w:pPr>
+            <w:r>
+              <w:t xml:space="preserve">Continuous; reviewed quarterly</w:t>
+            </w:r>
+          </w:p>
+        </w:tc>
+      </w:tr>
+      <w:tr>
+        <w:tc>
+          <w:tcPr/>
+          <w:p>
+            <w:pPr>
+              <w:pStyle w:val="Compact"/>
+            </w:pPr>
+            <w:r>
+              <w:t xml:space="preserve">Vulnerability + reachability</w:t>
+            </w:r>
+          </w:p>
+        </w:tc>
+        <w:tc>
+          <w:tcPr/>
+          <w:p>
+            <w:pPr>
+              <w:pStyle w:val="Compact"/>
+            </w:pPr>
+            <w:r>
+              <w:t xml:space="preserve">CVE list weighted by reach into tenant data scopes</w:t>
+            </w:r>
+          </w:p>
+        </w:tc>
+        <w:tc>
+          <w:tcPr/>
+          <w:p>
+            <w:pPr>
+              <w:pStyle w:val="Compact"/>
+            </w:pPr>
+            <w:r>
+              <w:t xml:space="preserve">Vulnerability report scoped to CSA-CCM</w:t>
+            </w:r>
+          </w:p>
+        </w:tc>
+        <w:tc>
+          <w:tcPr/>
+          <w:p>
+            <w:pPr>
+              <w:pStyle w:val="Compact"/>
+            </w:pPr>
+            <w:r>
+              <w:t xml:space="preserve">Monthly</w:t>
+            </w:r>
+          </w:p>
+        </w:tc>
+      </w:tr>
+      <w:tr>
+        <w:tc>
+          <w:tcPr>
+            <w:shd w:val="clear" w:color="auto" w:fill="F2F2F2"/>
+          </w:tcPr>
+          <w:p>
+            <w:pPr>
+              <w:pStyle w:val="Compact"/>
+            </w:pPr>
+            <w:r>
+              <w:t xml:space="preserve">Monitoring evidence</w:t>
+            </w:r>
+          </w:p>
+        </w:tc>
+        <w:tc>
+          <w:tcPr>
+            <w:shd w:val="clear" w:color="auto" w:fill="F2F2F2"/>
+          </w:tcPr>
+          <w:p>
+            <w:pPr>
+              <w:pStyle w:val="Compact"/>
+            </w:pPr>
+            <w:r>
+              <w:t xml:space="preserve">Continuous flow + process telemetry; alerts</w:t>
+            </w:r>
+          </w:p>
+        </w:tc>
+        <w:tc>
+          <w:tcPr>
+            <w:shd w:val="clear" w:color="auto" w:fill="F2F2F2"/>
+          </w:tcPr>
+          <w:p>
+            <w:pPr>
+              <w:pStyle w:val="Compact"/>
+            </w:pPr>
+            <w:r>
+              <w:t xml:space="preserve">Alert and anomaly log export</w:t>
+            </w:r>
+          </w:p>
+        </w:tc>
+        <w:tc>
+          <w:tcPr>
+            <w:shd w:val="clear" w:color="auto" w:fill="F2F2F2"/>
+          </w:tcPr>
+          <w:p>
+            <w:pPr>
+              <w:pStyle w:val="Compact"/>
+            </w:pPr>
+            <w:r>
+              <w:t xml:space="preserve">Continuous</w:t>
+            </w:r>
+          </w:p>
+        </w:tc>
+      </w:tr>
+      <w:tr>
+        <w:tc>
+          <w:tcPr/>
+          <w:p>
+            <w:pPr>
+              <w:pStyle w:val="Compact"/>
+            </w:pPr>
+            <w:r>
+              <w:t xml:space="preserve">Forensic sample</w:t>
+            </w:r>
+          </w:p>
+        </w:tc>
+        <w:tc>
+          <w:tcPr/>
+          <w:p>
+            <w:pPr>
+              <w:pStyle w:val="Compact"/>
+            </w:pPr>
+            <w:r>
+              <w:t xml:space="preserve">Workload-level timeline for one representative incident</w:t>
+            </w:r>
+          </w:p>
+        </w:tc>
+        <w:tc>
+          <w:tcPr/>
+          <w:p>
+            <w:pPr>
+              <w:pStyle w:val="Compact"/>
+            </w:pPr>
+            <w:r>
+              <w:t xml:space="preserve">Flow + process search</w:t>
+            </w:r>
+          </w:p>
+        </w:tc>
+        <w:tc>
+          <w:tcPr/>
+          <w:p>
+            <w:pPr>
+              <w:pStyle w:val="Compact"/>
+            </w:pPr>
+            <w:r>
+              <w:t xml:space="preserve">Per incident</w:t>
+            </w:r>
+          </w:p>
+        </w:tc>
+      </w:tr>
+    </w:tbl>
+    <w:bookmarkEnd w:id="18"/>
+    <w:bookmarkStart w:id="19" w:name="pov-workshop-approach"/>
     <w:p>
       <w:pPr>
         <w:pStyle w:val="Heading2"/>
@@ -1238,8 +1467,8 @@
         <w:t xml:space="preserve">Package inventory, scope, flows, policy, exceptions, and known gaps as the evidence output. Cross-reference this report’s evidence collection table with the customer’s existing audit work-papers.</w:t>
       </w:r>
     </w:p>
-    <w:bookmarkEnd w:id="18"/>
-    <w:bookmarkStart w:id="19" w:name="boundaries-and-complementary-controls"/>
+    <w:bookmarkEnd w:id="19"/>
+    <w:bookmarkStart w:id="20" w:name="boundaries-and-complementary-controls"/>
     <w:p>
       <w:pPr>
         <w:pStyle w:val="Heading2"/>
@@ -1256,8 +1485,8 @@
         <w:t xml:space="preserve">CSW does not replace CSA STAR submission / attestation, CSP organisational and physical controls, identity lifecycle (IAM), key management (KMS), backup and DR, portability and interoperability, or shared-responsibility model decisions.</w:t>
       </w:r>
     </w:p>
-    <w:bookmarkEnd w:id="19"/>
-    <w:bookmarkStart w:id="20" w:name="assessor-auditor-caveat"/>
+    <w:bookmarkEnd w:id="20"/>
+    <w:bookmarkStart w:id="21" w:name="assessor-auditor-caveat"/>
     <w:p>
       <w:pPr>
         <w:pStyle w:val="Heading2"/>
@@ -1274,8 +1503,8 @@
         <w:t xml:space="preserve">CSW provides technical evidence inputs. The customer’s qualified assessor, auditor, certifying body, or regulator determines compliance status. Validate all framework-topic mappings, control IDs, paragraph references, and section numbers in this report against the current official framework text. If the customer is being assessed against a version other than the one referenced in the framework version note above, revalidate before use.</w:t>
       </w:r>
     </w:p>
-    <w:bookmarkEnd w:id="20"/>
-    <w:bookmarkStart w:id="21" w:name="disclaimer"/>
+    <w:bookmarkEnd w:id="21"/>
+    <w:bookmarkStart w:id="22" w:name="disclaimer"/>
     <w:p>
       <w:pPr>
         <w:pStyle w:val="Heading2"/>
@@ -1292,8 +1521,8 @@
         <w:t xml:space="preserve">This report is for informational and planning purposes. It is not legal, regulatory, audit, or certification advice. Validate all mappings against the current official framework text, the customer’s environment, and qualified compliance, legal, and audit professionals.</w:t>
       </w:r>
     </w:p>
-    <w:bookmarkEnd w:id="21"/>
     <w:bookmarkEnd w:id="22"/>
+    <w:bookmarkEnd w:id="23"/>
     <w:sectPr>
       <w:footnotePr>
         <w:numRestart w:val="eachSect"/>

--- a/CSA-CCM/CSW-CSA-CCM-Compliance-Report.docx
+++ b/CSA-CCM/CSW-CSA-CCM-Compliance-Report.docx
@@ -150,13 +150,13 @@
         <w:t xml:space="preserve"> </w:t>
       </w:r>
       <w:r>
-        <w:t xml:space="preserve">they produce. The technical runbook (</w:t>
+        <w:t xml:space="preserve">they produce. The reference design (</w:t>
       </w:r>
       <w:r>
         <w:rPr>
           <w:rStyle w:val="VerbatimChar"/>
         </w:rPr>
-        <w:t xml:space="preserve">CSW-CSA-CCM-Technical-Runbook.md</w:t>
+        <w:t xml:space="preserve">CSW-CSA-CCM-Technical-Reference design.md</w:t>
       </w:r>
       <w:r>
         <w:t xml:space="preserve">) in this folder contains the deeper engineering detail.</w:t>
